--- a/LLM_and_Enterprise_RAG_Bootcamp/Weekly_Quizzes/Week_03_Quiz_Solution.docx
+++ b/LLM_and_Enterprise_RAG_Bootcamp/Weekly_Quizzes/Week_03_Quiz_Solution.docx
@@ -12,7 +12,7 @@
           <w:color w:val="1E2761"/>
           <w:sz w:val="44"/>
         </w:rPr>
-        <w:t>Week 3 Quiz — Answer Key</w:t>
+        <w:t>Week 3 Quiz: Answer Key</w:t>
       </w:r>
     </w:p>
     <w:p>
@@ -32,7 +32,7 @@
           <w:color w:val="333333"/>
           <w:sz w:val="22"/>
         </w:rPr>
-        <w:t>Tuesday 8:30 to 10:00 AM PST | 30 minutes | 60 points | Instructor: Pavan R</w:t>
+        <w:t>Tuesday 8:30 to 10:00 AM PT | 30 minutes | 60 points | Instructor: Pavan R</w:t>
       </w:r>
     </w:p>
     <w:p>
@@ -901,7 +901,7 @@
           <w:color w:val="333333"/>
           <w:sz w:val="22"/>
         </w:rPr>
-        <w:t>Model answers reviewed live in the Tuesday quiz session.</w:t>
+        <w:t>Model answer: For legal contracts, use hierarchical mother-and-child chunking. Clauses are short and precise, which makes good child chunks for matching, but interpretation needs the surrounding section, which is what the mother chunk hands to the LLM. Fixed-size chunks split clauses mid-sentence, and flat semantic chunking loses the document structure that legal reasoning relies on.</w:t>
       </w:r>
     </w:p>
     <w:p>
@@ -920,7 +920,7 @@
           <w:color w:val="333333"/>
           <w:sz w:val="22"/>
         </w:rPr>
-        <w:t>Model answers reviewed live in the Tuesday quiz session.</w:t>
+        <w:t>Model answer: Contextual chunking calls an LLM once per chunk at ingestion to prepend document-level context, so cost scales linearly with corpus size; the quality gain is largest for chunks that are ambiguous out of context. Late chunking embeds the whole document with a long-context embedder and pools per chunk afterward: no LLM calls, far cheaper, but capped by the embedder's context window and usually a smaller retrieval gain.</w:t>
       </w:r>
     </w:p>
     <w:p>
@@ -939,10 +939,11 @@
           <w:color w:val="333333"/>
           <w:sz w:val="22"/>
         </w:rPr>
-        <w:t>Model answers reviewed live in the Tuesday quiz session.</w:t>
+        <w:t>Model answer: Split each document into mother chunks (about 1,000 tokens) and child chunks (about 250 tokens) that carry a parent pointer. Embed and index only the children for precise matching. At query time retrieve the top-k children, deduplicate to their mothers, and pass the mother chunks to the generator. Evaluate against single-level retrieval on the same 100-query set.</w:t>
       </w:r>
     </w:p>
     <w:sectPr>
+      <w:footerReference w:type="default" r:id="rId9"/>
       <w:pgSz w:w="12240" w:h="15840"/>
       <w:pgMar w:top="1152" w:right="1296" w:bottom="1152" w:left="1296" w:header="720" w:footer="720" w:gutter="0"/>
       <w:cols w:space="720"/>
@@ -950,6 +951,25 @@
     </w:sectPr>
   </w:body>
 </w:document>
+</file>
+
+<file path=word/footer1.xml><?xml version="1.0" encoding="utf-8"?>
+<w:ftr xmlns:m="http://schemas.openxmlformats.org/officeDocument/2006/math" xmlns:mc="http://schemas.openxmlformats.org/markup-compatibility/2006" xmlns:mo="http://schemas.microsoft.com/office/mac/office/2008/main" xmlns:mv="urn:schemas-microsoft-com:mac:vml" xmlns:o="urn:schemas-microsoft-com:office:office" xmlns:r="http://schemas.openxmlformats.org/officeDocument/2006/relationships" xmlns:v="urn:schemas-microsoft-com:vml" xmlns:w10="urn:schemas-microsoft-com:office:word" xmlns:w14="http://schemas.microsoft.com/office/word/2010/wordml" xmlns:w="http://schemas.openxmlformats.org/wordprocessingml/2006/main" xmlns:wne="http://schemas.microsoft.com/office/word/2006/wordml" xmlns:wp14="http://schemas.microsoft.com/office/word/2010/wordprocessingDrawing" xmlns:wp="http://schemas.openxmlformats.org/drawingml/2006/wordprocessingDrawing" xmlns:wpc="http://schemas.microsoft.com/office/word/2010/wordprocessingCanvas" xmlns:wpg="http://schemas.microsoft.com/office/word/2010/wordprocessingGroup" xmlns:wpi="http://schemas.microsoft.com/office/word/2010/wordprocessingInk" xmlns:wps="http://schemas.microsoft.com/office/word/2010/wordprocessingShape" mc:Ignorable="w14 wp14">
+  <w:p>
+    <w:pPr>
+      <w:pStyle w:val="Footer"/>
+      <w:jc w:val="center"/>
+    </w:pPr>
+    <w:r>
+      <w:rPr>
+        <w:rFonts w:ascii="Calibri" w:hAnsi="Calibri"/>
+        <w:color w:val="333333"/>
+        <w:sz w:val="18"/>
+      </w:rPr>
+      <w:t>© 2026 Proxiant Academy | info@proxiant.com | proxiant.ai/training</w:t>
+    </w:r>
+  </w:p>
+</w:ftr>
 </file>
 
 <file path=word/numbering.xml><?xml version="1.0" encoding="utf-8"?>
